--- a/Coding Project Write-Up_1.docx
+++ b/Coding Project Write-Up_1.docx
@@ -127,6 +127,7 @@
         <w:alias w:val="Contents"/>
         <w:id w:val="-1109580923"/>
       </w:sdtPr>
+      <w:sdtEndPr/>
       <w:sdtContent>
         <w:p>
           <w:pPr>
